--- a/Skills/0-Intro to Skill/1-Theoretical/5-My Source/Skill.docx
+++ b/Skills/0-Intro to Skill/1-Theoretical/5-My Source/Skill.docx
@@ -83,23 +83,21 @@
         </w:rPr>
         <w:t xml:space="preserve"> [</w:t>
       </w:r>
-      <w:proofErr w:type="spellStart"/>
-      <w:r>
-        <w:rPr>
-          <w:color w:val="000000"/>
-          <w:sz w:val="18"/>
-          <w:highlight w:val="lightGray"/>
-        </w:rPr>
-        <w:t>Chatgpt</w:t>
-      </w:r>
-      <w:proofErr w:type="spellEnd"/>
-      <w:r>
-        <w:rPr>
-          <w:color w:val="000000"/>
-          <w:sz w:val="18"/>
-          <w:highlight w:val="lightGray"/>
-        </w:rPr>
-        <w:t xml:space="preserve"> (GPT-4-turbo)] </w:t>
+      <w:r>
+        <w:rPr>
+          <w:color w:val="000000"/>
+          <w:sz w:val="18"/>
+          <w:highlight w:val="lightGray"/>
+        </w:rPr>
+        <w:t>ChatGPT</w:t>
+      </w:r>
+      <w:r>
+        <w:rPr>
+          <w:color w:val="000000"/>
+          <w:sz w:val="18"/>
+          <w:highlight w:val="lightGray"/>
+        </w:rPr>
+        <w:t xml:space="preserve">] </w:t>
       </w:r>
       <w:r>
         <w:rPr>
@@ -127,25 +125,7 @@
           <w:sz w:val="18"/>
           <w:highlight w:val="lightGray"/>
         </w:rPr>
-        <w:t>[7/</w:t>
-      </w:r>
-      <w:r>
-        <w:rPr>
-          <w:rFonts w:ascii="Calibri" w:hAnsi="Calibri"/>
-          <w:color w:val="000000"/>
-          <w:sz w:val="18"/>
-          <w:highlight w:val="lightGray"/>
-        </w:rPr>
-        <w:t>16</w:t>
-      </w:r>
-      <w:r>
-        <w:rPr>
-          <w:rFonts w:ascii="Calibri" w:hAnsi="Calibri"/>
-          <w:color w:val="000000"/>
-          <w:sz w:val="18"/>
-          <w:highlight w:val="lightGray"/>
-        </w:rPr>
-        <w:t>/2025]</w:t>
+        <w:t>[7/16/2025]</w:t>
       </w:r>
     </w:p>
     <w:p>
@@ -237,25 +217,7 @@
           <w:sz w:val="18"/>
           <w:highlight w:val="lightGray"/>
         </w:rPr>
-        <w:t xml:space="preserve"> [</w:t>
-      </w:r>
-      <w:proofErr w:type="spellStart"/>
-      <w:r>
-        <w:rPr>
-          <w:color w:val="000000"/>
-          <w:sz w:val="18"/>
-          <w:highlight w:val="lightGray"/>
-        </w:rPr>
-        <w:t>Chatgpt</w:t>
-      </w:r>
-      <w:proofErr w:type="spellEnd"/>
-      <w:r>
-        <w:rPr>
-          <w:color w:val="000000"/>
-          <w:sz w:val="18"/>
-          <w:highlight w:val="lightGray"/>
-        </w:rPr>
-        <w:t xml:space="preserve"> (GPT-4-turbo)] </w:t>
+        <w:t xml:space="preserve"> [ChatGPT] </w:t>
       </w:r>
       <w:r>
         <w:rPr>
@@ -395,25 +357,7 @@
           <w:sz w:val="18"/>
           <w:highlight w:val="lightGray"/>
         </w:rPr>
-        <w:t xml:space="preserve"> [</w:t>
-      </w:r>
-      <w:proofErr w:type="spellStart"/>
-      <w:r>
-        <w:rPr>
-          <w:color w:val="000000"/>
-          <w:sz w:val="18"/>
-          <w:highlight w:val="lightGray"/>
-        </w:rPr>
-        <w:t>Chatgpt</w:t>
-      </w:r>
-      <w:proofErr w:type="spellEnd"/>
-      <w:r>
-        <w:rPr>
-          <w:color w:val="000000"/>
-          <w:sz w:val="18"/>
-          <w:highlight w:val="lightGray"/>
-        </w:rPr>
-        <w:t xml:space="preserve"> (GPT-4-turbo)] </w:t>
+        <w:t xml:space="preserve"> [ChatGPT] </w:t>
       </w:r>
       <w:r>
         <w:rPr>
@@ -598,25 +542,7 @@
           <w:sz w:val="18"/>
           <w:highlight w:val="lightGray"/>
         </w:rPr>
-        <w:t xml:space="preserve"> [</w:t>
-      </w:r>
-      <w:proofErr w:type="spellStart"/>
-      <w:r>
-        <w:rPr>
-          <w:color w:val="000000"/>
-          <w:sz w:val="18"/>
-          <w:highlight w:val="lightGray"/>
-        </w:rPr>
-        <w:t>Chatgpt</w:t>
-      </w:r>
-      <w:proofErr w:type="spellEnd"/>
-      <w:r>
-        <w:rPr>
-          <w:color w:val="000000"/>
-          <w:sz w:val="18"/>
-          <w:highlight w:val="lightGray"/>
-        </w:rPr>
-        <w:t xml:space="preserve"> (GPT-4-turbo)] </w:t>
+        <w:t xml:space="preserve"> [ChatGPT] </w:t>
       </w:r>
       <w:r>
         <w:rPr>
@@ -800,25 +726,7 @@
           <w:sz w:val="18"/>
           <w:highlight w:val="lightGray"/>
         </w:rPr>
-        <w:t xml:space="preserve"> [</w:t>
-      </w:r>
-      <w:proofErr w:type="spellStart"/>
-      <w:r>
-        <w:rPr>
-          <w:color w:val="000000"/>
-          <w:sz w:val="18"/>
-          <w:highlight w:val="lightGray"/>
-        </w:rPr>
-        <w:t>Chatgpt</w:t>
-      </w:r>
-      <w:proofErr w:type="spellEnd"/>
-      <w:r>
-        <w:rPr>
-          <w:color w:val="000000"/>
-          <w:sz w:val="18"/>
-          <w:highlight w:val="lightGray"/>
-        </w:rPr>
-        <w:t xml:space="preserve"> (GPT-4-turbo)] </w:t>
+        <w:t xml:space="preserve"> [ChatGPT] </w:t>
       </w:r>
       <w:r>
         <w:rPr>
@@ -991,25 +899,7 @@
           <w:sz w:val="18"/>
           <w:highlight w:val="lightGray"/>
         </w:rPr>
-        <w:t xml:space="preserve"> [</w:t>
-      </w:r>
-      <w:proofErr w:type="spellStart"/>
-      <w:r>
-        <w:rPr>
-          <w:color w:val="000000"/>
-          <w:sz w:val="18"/>
-          <w:highlight w:val="lightGray"/>
-        </w:rPr>
-        <w:t>Chatgpt</w:t>
-      </w:r>
-      <w:proofErr w:type="spellEnd"/>
-      <w:r>
-        <w:rPr>
-          <w:color w:val="000000"/>
-          <w:sz w:val="18"/>
-          <w:highlight w:val="lightGray"/>
-        </w:rPr>
-        <w:t xml:space="preserve"> (GPT-4-turbo)] </w:t>
+        <w:t xml:space="preserve"> [ChatGPT] </w:t>
       </w:r>
       <w:r>
         <w:rPr>
@@ -1149,25 +1039,7 @@
           <w:sz w:val="18"/>
           <w:highlight w:val="lightGray"/>
         </w:rPr>
-        <w:t xml:space="preserve"> [</w:t>
-      </w:r>
-      <w:proofErr w:type="spellStart"/>
-      <w:r>
-        <w:rPr>
-          <w:color w:val="000000"/>
-          <w:sz w:val="18"/>
-          <w:highlight w:val="lightGray"/>
-        </w:rPr>
-        <w:t>Chatgpt</w:t>
-      </w:r>
-      <w:proofErr w:type="spellEnd"/>
-      <w:r>
-        <w:rPr>
-          <w:color w:val="000000"/>
-          <w:sz w:val="18"/>
-          <w:highlight w:val="lightGray"/>
-        </w:rPr>
-        <w:t xml:space="preserve"> (GPT-4-turbo)] </w:t>
+        <w:t xml:space="preserve"> [ChatGPT] </w:t>
       </w:r>
       <w:r>
         <w:rPr>
@@ -1376,25 +1248,7 @@
           <w:sz w:val="18"/>
           <w:highlight w:val="lightGray"/>
         </w:rPr>
-        <w:t xml:space="preserve"> [</w:t>
-      </w:r>
-      <w:proofErr w:type="spellStart"/>
-      <w:r>
-        <w:rPr>
-          <w:color w:val="000000"/>
-          <w:sz w:val="18"/>
-          <w:highlight w:val="lightGray"/>
-        </w:rPr>
-        <w:t>Chatgpt</w:t>
-      </w:r>
-      <w:proofErr w:type="spellEnd"/>
-      <w:r>
-        <w:rPr>
-          <w:color w:val="000000"/>
-          <w:sz w:val="18"/>
-          <w:highlight w:val="lightGray"/>
-        </w:rPr>
-        <w:t xml:space="preserve"> (GPT-4-turbo)] </w:t>
+        <w:t xml:space="preserve"> [ChatGPT] </w:t>
       </w:r>
       <w:r>
         <w:rPr>
@@ -1628,25 +1482,7 @@
           <w:sz w:val="18"/>
           <w:highlight w:val="lightGray"/>
         </w:rPr>
-        <w:t xml:space="preserve"> [</w:t>
-      </w:r>
-      <w:proofErr w:type="spellStart"/>
-      <w:r>
-        <w:rPr>
-          <w:color w:val="000000"/>
-          <w:sz w:val="18"/>
-          <w:highlight w:val="lightGray"/>
-        </w:rPr>
-        <w:t>Chatgpt</w:t>
-      </w:r>
-      <w:proofErr w:type="spellEnd"/>
-      <w:r>
-        <w:rPr>
-          <w:color w:val="000000"/>
-          <w:sz w:val="18"/>
-          <w:highlight w:val="lightGray"/>
-        </w:rPr>
-        <w:t xml:space="preserve"> (GPT-4-turbo)] </w:t>
+        <w:t xml:space="preserve"> [ChatGPT] </w:t>
       </w:r>
       <w:r>
         <w:rPr>
@@ -1842,25 +1678,7 @@
           <w:sz w:val="18"/>
           <w:highlight w:val="lightGray"/>
         </w:rPr>
-        <w:t xml:space="preserve"> [</w:t>
-      </w:r>
-      <w:proofErr w:type="spellStart"/>
-      <w:r>
-        <w:rPr>
-          <w:color w:val="000000"/>
-          <w:sz w:val="18"/>
-          <w:highlight w:val="lightGray"/>
-        </w:rPr>
-        <w:t>Chatgpt</w:t>
-      </w:r>
-      <w:proofErr w:type="spellEnd"/>
-      <w:r>
-        <w:rPr>
-          <w:color w:val="000000"/>
-          <w:sz w:val="18"/>
-          <w:highlight w:val="lightGray"/>
-        </w:rPr>
-        <w:t xml:space="preserve"> (GPT-4-turbo)] </w:t>
+        <w:t xml:space="preserve"> [ChatGPT] </w:t>
       </w:r>
       <w:r>
         <w:rPr>
@@ -1978,25 +1796,7 @@
           <w:sz w:val="18"/>
           <w:highlight w:val="lightGray"/>
         </w:rPr>
-        <w:t xml:space="preserve"> [</w:t>
-      </w:r>
-      <w:proofErr w:type="spellStart"/>
-      <w:r>
-        <w:rPr>
-          <w:color w:val="000000"/>
-          <w:sz w:val="18"/>
-          <w:highlight w:val="lightGray"/>
-        </w:rPr>
-        <w:t>Chatgpt</w:t>
-      </w:r>
-      <w:proofErr w:type="spellEnd"/>
-      <w:r>
-        <w:rPr>
-          <w:color w:val="000000"/>
-          <w:sz w:val="18"/>
-          <w:highlight w:val="lightGray"/>
-        </w:rPr>
-        <w:t xml:space="preserve"> (GPT-4-turbo)] </w:t>
+        <w:t xml:space="preserve"> [ChatGPT] </w:t>
       </w:r>
       <w:r>
         <w:rPr>
@@ -2304,25 +2104,7 @@
           <w:sz w:val="18"/>
           <w:highlight w:val="lightGray"/>
         </w:rPr>
-        <w:t xml:space="preserve"> [</w:t>
-      </w:r>
-      <w:proofErr w:type="spellStart"/>
-      <w:r>
-        <w:rPr>
-          <w:color w:val="000000"/>
-          <w:sz w:val="18"/>
-          <w:highlight w:val="lightGray"/>
-        </w:rPr>
-        <w:t>Chatgpt</w:t>
-      </w:r>
-      <w:proofErr w:type="spellEnd"/>
-      <w:r>
-        <w:rPr>
-          <w:color w:val="000000"/>
-          <w:sz w:val="18"/>
-          <w:highlight w:val="lightGray"/>
-        </w:rPr>
-        <w:t xml:space="preserve"> (GPT-4-turbo)] </w:t>
+        <w:t xml:space="preserve"> [ChatGPT] </w:t>
       </w:r>
       <w:r>
         <w:rPr>
@@ -2621,25 +2403,7 @@
           <w:sz w:val="18"/>
           <w:highlight w:val="lightGray"/>
         </w:rPr>
-        <w:t xml:space="preserve"> [</w:t>
-      </w:r>
-      <w:proofErr w:type="spellStart"/>
-      <w:r>
-        <w:rPr>
-          <w:color w:val="000000"/>
-          <w:sz w:val="18"/>
-          <w:highlight w:val="lightGray"/>
-        </w:rPr>
-        <w:t>Chatgpt</w:t>
-      </w:r>
-      <w:proofErr w:type="spellEnd"/>
-      <w:r>
-        <w:rPr>
-          <w:color w:val="000000"/>
-          <w:sz w:val="18"/>
-          <w:highlight w:val="lightGray"/>
-        </w:rPr>
-        <w:t xml:space="preserve"> (GPT-4-turbo)] </w:t>
+        <w:t xml:space="preserve"> [ChatGPT] </w:t>
       </w:r>
       <w:r>
         <w:rPr>
@@ -2936,25 +2700,7 @@
           <w:sz w:val="18"/>
           <w:highlight w:val="lightGray"/>
         </w:rPr>
-        <w:t xml:space="preserve"> [</w:t>
-      </w:r>
-      <w:proofErr w:type="spellStart"/>
-      <w:r>
-        <w:rPr>
-          <w:color w:val="000000"/>
-          <w:sz w:val="18"/>
-          <w:highlight w:val="lightGray"/>
-        </w:rPr>
-        <w:t>Chatgpt</w:t>
-      </w:r>
-      <w:proofErr w:type="spellEnd"/>
-      <w:r>
-        <w:rPr>
-          <w:color w:val="000000"/>
-          <w:sz w:val="18"/>
-          <w:highlight w:val="lightGray"/>
-        </w:rPr>
-        <w:t xml:space="preserve"> (GPT-4-turbo)] </w:t>
+        <w:t xml:space="preserve"> [ChatGPT] </w:t>
       </w:r>
       <w:r>
         <w:rPr>
@@ -3173,25 +2919,7 @@
           <w:sz w:val="18"/>
           <w:highlight w:val="lightGray"/>
         </w:rPr>
-        <w:t xml:space="preserve"> [</w:t>
-      </w:r>
-      <w:proofErr w:type="spellStart"/>
-      <w:r>
-        <w:rPr>
-          <w:color w:val="000000"/>
-          <w:sz w:val="18"/>
-          <w:highlight w:val="lightGray"/>
-        </w:rPr>
-        <w:t>Chatgpt</w:t>
-      </w:r>
-      <w:proofErr w:type="spellEnd"/>
-      <w:r>
-        <w:rPr>
-          <w:color w:val="000000"/>
-          <w:sz w:val="18"/>
-          <w:highlight w:val="lightGray"/>
-        </w:rPr>
-        <w:t xml:space="preserve"> (GPT-4-turbo)] </w:t>
+        <w:t xml:space="preserve"> [ChatGPT] </w:t>
       </w:r>
       <w:r>
         <w:rPr>
@@ -3470,25 +3198,7 @@
           <w:sz w:val="18"/>
           <w:highlight w:val="lightGray"/>
         </w:rPr>
-        <w:t xml:space="preserve"> [</w:t>
-      </w:r>
-      <w:proofErr w:type="spellStart"/>
-      <w:r>
-        <w:rPr>
-          <w:color w:val="000000"/>
-          <w:sz w:val="18"/>
-          <w:highlight w:val="lightGray"/>
-        </w:rPr>
-        <w:t>Chatgpt</w:t>
-      </w:r>
-      <w:proofErr w:type="spellEnd"/>
-      <w:r>
-        <w:rPr>
-          <w:color w:val="000000"/>
-          <w:sz w:val="18"/>
-          <w:highlight w:val="lightGray"/>
-        </w:rPr>
-        <w:t xml:space="preserve"> (GPT-4-turbo)] </w:t>
+        <w:t xml:space="preserve"> [ChatGPT] </w:t>
       </w:r>
       <w:r>
         <w:rPr>
@@ -3822,25 +3532,7 @@
           <w:sz w:val="18"/>
           <w:highlight w:val="lightGray"/>
         </w:rPr>
-        <w:t xml:space="preserve"> [</w:t>
-      </w:r>
-      <w:proofErr w:type="spellStart"/>
-      <w:r>
-        <w:rPr>
-          <w:color w:val="000000"/>
-          <w:sz w:val="18"/>
-          <w:highlight w:val="lightGray"/>
-        </w:rPr>
-        <w:t>Chatgpt</w:t>
-      </w:r>
-      <w:proofErr w:type="spellEnd"/>
-      <w:r>
-        <w:rPr>
-          <w:color w:val="000000"/>
-          <w:sz w:val="18"/>
-          <w:highlight w:val="lightGray"/>
-        </w:rPr>
-        <w:t xml:space="preserve"> (GPT-4-turbo)] </w:t>
+        <w:t xml:space="preserve"> [ChatGPT] </w:t>
       </w:r>
       <w:r>
         <w:rPr>
@@ -4199,25 +3891,7 @@
           <w:sz w:val="18"/>
           <w:highlight w:val="lightGray"/>
         </w:rPr>
-        <w:t xml:space="preserve"> [</w:t>
-      </w:r>
-      <w:proofErr w:type="spellStart"/>
-      <w:r>
-        <w:rPr>
-          <w:color w:val="000000"/>
-          <w:sz w:val="18"/>
-          <w:highlight w:val="lightGray"/>
-        </w:rPr>
-        <w:t>Chatgpt</w:t>
-      </w:r>
-      <w:proofErr w:type="spellEnd"/>
-      <w:r>
-        <w:rPr>
-          <w:color w:val="000000"/>
-          <w:sz w:val="18"/>
-          <w:highlight w:val="lightGray"/>
-        </w:rPr>
-        <w:t xml:space="preserve"> (GPT-4-turbo)] </w:t>
+        <w:t xml:space="preserve"> [ChatGPT] </w:t>
       </w:r>
       <w:r>
         <w:rPr>
@@ -4527,25 +4201,7 @@
           <w:sz w:val="18"/>
           <w:highlight w:val="lightGray"/>
         </w:rPr>
-        <w:t xml:space="preserve"> [</w:t>
-      </w:r>
-      <w:proofErr w:type="spellStart"/>
-      <w:r>
-        <w:rPr>
-          <w:color w:val="000000"/>
-          <w:sz w:val="18"/>
-          <w:highlight w:val="lightGray"/>
-        </w:rPr>
-        <w:t>Chatgpt</w:t>
-      </w:r>
-      <w:proofErr w:type="spellEnd"/>
-      <w:r>
-        <w:rPr>
-          <w:color w:val="000000"/>
-          <w:sz w:val="18"/>
-          <w:highlight w:val="lightGray"/>
-        </w:rPr>
-        <w:t xml:space="preserve"> (GPT-4-turbo)] </w:t>
+        <w:t xml:space="preserve"> [ChatGPT] </w:t>
       </w:r>
       <w:r>
         <w:rPr>
@@ -4821,25 +4477,7 @@
           <w:sz w:val="18"/>
           <w:highlight w:val="lightGray"/>
         </w:rPr>
-        <w:t xml:space="preserve"> [</w:t>
-      </w:r>
-      <w:proofErr w:type="spellStart"/>
-      <w:r>
-        <w:rPr>
-          <w:color w:val="000000"/>
-          <w:sz w:val="18"/>
-          <w:highlight w:val="lightGray"/>
-        </w:rPr>
-        <w:t>Chatgpt</w:t>
-      </w:r>
-      <w:proofErr w:type="spellEnd"/>
-      <w:r>
-        <w:rPr>
-          <w:color w:val="000000"/>
-          <w:sz w:val="18"/>
-          <w:highlight w:val="lightGray"/>
-        </w:rPr>
-        <w:t xml:space="preserve"> (GPT-4-turbo)] </w:t>
+        <w:t xml:space="preserve"> [ChatGPT] </w:t>
       </w:r>
       <w:r>
         <w:rPr>
@@ -5091,25 +4729,7 @@
           <w:sz w:val="18"/>
           <w:highlight w:val="lightGray"/>
         </w:rPr>
-        <w:t xml:space="preserve"> [</w:t>
-      </w:r>
-      <w:proofErr w:type="spellStart"/>
-      <w:r>
-        <w:rPr>
-          <w:color w:val="000000"/>
-          <w:sz w:val="18"/>
-          <w:highlight w:val="lightGray"/>
-        </w:rPr>
-        <w:t>Chatgpt</w:t>
-      </w:r>
-      <w:proofErr w:type="spellEnd"/>
-      <w:r>
-        <w:rPr>
-          <w:color w:val="000000"/>
-          <w:sz w:val="18"/>
-          <w:highlight w:val="lightGray"/>
-        </w:rPr>
-        <w:t xml:space="preserve"> (GPT-4-turbo)] </w:t>
+        <w:t xml:space="preserve"> [ChatGPT] </w:t>
       </w:r>
       <w:r>
         <w:rPr>
@@ -5356,25 +4976,7 @@
           <w:sz w:val="18"/>
           <w:highlight w:val="lightGray"/>
         </w:rPr>
-        <w:t xml:space="preserve"> [</w:t>
-      </w:r>
-      <w:proofErr w:type="spellStart"/>
-      <w:r>
-        <w:rPr>
-          <w:color w:val="000000"/>
-          <w:sz w:val="18"/>
-          <w:highlight w:val="lightGray"/>
-        </w:rPr>
-        <w:t>Chatgpt</w:t>
-      </w:r>
-      <w:proofErr w:type="spellEnd"/>
-      <w:r>
-        <w:rPr>
-          <w:color w:val="000000"/>
-          <w:sz w:val="18"/>
-          <w:highlight w:val="lightGray"/>
-        </w:rPr>
-        <w:t xml:space="preserve"> (GPT-4-turbo)] </w:t>
+        <w:t xml:space="preserve"> [ChatGPT] </w:t>
       </w:r>
       <w:r>
         <w:rPr>
@@ -5623,25 +5225,7 @@
           <w:sz w:val="18"/>
           <w:highlight w:val="lightGray"/>
         </w:rPr>
-        <w:t xml:space="preserve"> [</w:t>
-      </w:r>
-      <w:proofErr w:type="spellStart"/>
-      <w:r>
-        <w:rPr>
-          <w:color w:val="000000"/>
-          <w:sz w:val="18"/>
-          <w:highlight w:val="lightGray"/>
-        </w:rPr>
-        <w:t>Chatgpt</w:t>
-      </w:r>
-      <w:proofErr w:type="spellEnd"/>
-      <w:r>
-        <w:rPr>
-          <w:color w:val="000000"/>
-          <w:sz w:val="18"/>
-          <w:highlight w:val="lightGray"/>
-        </w:rPr>
-        <w:t xml:space="preserve"> (GPT-4-turbo)] </w:t>
+        <w:t xml:space="preserve"> [ChatGPT] </w:t>
       </w:r>
       <w:r>
         <w:rPr>
@@ -5888,25 +5472,7 @@
           <w:sz w:val="18"/>
           <w:highlight w:val="lightGray"/>
         </w:rPr>
-        <w:t xml:space="preserve"> [</w:t>
-      </w:r>
-      <w:proofErr w:type="spellStart"/>
-      <w:r>
-        <w:rPr>
-          <w:color w:val="000000"/>
-          <w:sz w:val="18"/>
-          <w:highlight w:val="lightGray"/>
-        </w:rPr>
-        <w:t>Chatgpt</w:t>
-      </w:r>
-      <w:proofErr w:type="spellEnd"/>
-      <w:r>
-        <w:rPr>
-          <w:color w:val="000000"/>
-          <w:sz w:val="18"/>
-          <w:highlight w:val="lightGray"/>
-        </w:rPr>
-        <w:t xml:space="preserve"> (GPT-4-turbo)] </w:t>
+        <w:t xml:space="preserve"> [ChatGPT] </w:t>
       </w:r>
       <w:r>
         <w:rPr>
@@ -6162,25 +5728,7 @@
           <w:sz w:val="18"/>
           <w:highlight w:val="lightGray"/>
         </w:rPr>
-        <w:t xml:space="preserve"> [</w:t>
-      </w:r>
-      <w:proofErr w:type="spellStart"/>
-      <w:r>
-        <w:rPr>
-          <w:color w:val="000000"/>
-          <w:sz w:val="18"/>
-          <w:highlight w:val="lightGray"/>
-        </w:rPr>
-        <w:t>Chatgpt</w:t>
-      </w:r>
-      <w:proofErr w:type="spellEnd"/>
-      <w:r>
-        <w:rPr>
-          <w:color w:val="000000"/>
-          <w:sz w:val="18"/>
-          <w:highlight w:val="lightGray"/>
-        </w:rPr>
-        <w:t xml:space="preserve"> (GPT-4-turbo)] </w:t>
+        <w:t xml:space="preserve"> [ChatGPT] </w:t>
       </w:r>
       <w:r>
         <w:rPr>
@@ -6440,25 +5988,7 @@
           <w:sz w:val="18"/>
           <w:highlight w:val="lightGray"/>
         </w:rPr>
-        <w:t xml:space="preserve"> [</w:t>
-      </w:r>
-      <w:proofErr w:type="spellStart"/>
-      <w:r>
-        <w:rPr>
-          <w:color w:val="000000"/>
-          <w:sz w:val="18"/>
-          <w:highlight w:val="lightGray"/>
-        </w:rPr>
-        <w:t>Chatgpt</w:t>
-      </w:r>
-      <w:proofErr w:type="spellEnd"/>
-      <w:r>
-        <w:rPr>
-          <w:color w:val="000000"/>
-          <w:sz w:val="18"/>
-          <w:highlight w:val="lightGray"/>
-        </w:rPr>
-        <w:t xml:space="preserve"> (GPT-4-turbo)] </w:t>
+        <w:t xml:space="preserve"> [ChatGPT] </w:t>
       </w:r>
       <w:r>
         <w:rPr>
@@ -6728,25 +6258,7 @@
           <w:sz w:val="18"/>
           <w:highlight w:val="lightGray"/>
         </w:rPr>
-        <w:t xml:space="preserve"> [</w:t>
-      </w:r>
-      <w:proofErr w:type="spellStart"/>
-      <w:r>
-        <w:rPr>
-          <w:color w:val="000000"/>
-          <w:sz w:val="18"/>
-          <w:highlight w:val="lightGray"/>
-        </w:rPr>
-        <w:t>Chatgpt</w:t>
-      </w:r>
-      <w:proofErr w:type="spellEnd"/>
-      <w:r>
-        <w:rPr>
-          <w:color w:val="000000"/>
-          <w:sz w:val="18"/>
-          <w:highlight w:val="lightGray"/>
-        </w:rPr>
-        <w:t xml:space="preserve"> (GPT-4-turbo)] </w:t>
+        <w:t xml:space="preserve"> [ChatGPT] </w:t>
       </w:r>
       <w:r>
         <w:rPr>
@@ -7100,25 +6612,7 @@
           <w:sz w:val="18"/>
           <w:highlight w:val="lightGray"/>
         </w:rPr>
-        <w:t xml:space="preserve"> [</w:t>
-      </w:r>
-      <w:proofErr w:type="spellStart"/>
-      <w:r>
-        <w:rPr>
-          <w:color w:val="000000"/>
-          <w:sz w:val="18"/>
-          <w:highlight w:val="lightGray"/>
-        </w:rPr>
-        <w:t>Chatgpt</w:t>
-      </w:r>
-      <w:proofErr w:type="spellEnd"/>
-      <w:r>
-        <w:rPr>
-          <w:color w:val="000000"/>
-          <w:sz w:val="18"/>
-          <w:highlight w:val="lightGray"/>
-        </w:rPr>
-        <w:t xml:space="preserve"> (GPT-4-turbo)] </w:t>
+        <w:t xml:space="preserve"> [ChatGPT] </w:t>
       </w:r>
       <w:r>
         <w:rPr>
@@ -7419,25 +6913,7 @@
           <w:sz w:val="18"/>
           <w:highlight w:val="lightGray"/>
         </w:rPr>
-        <w:t xml:space="preserve"> [</w:t>
-      </w:r>
-      <w:proofErr w:type="spellStart"/>
-      <w:r>
-        <w:rPr>
-          <w:color w:val="000000"/>
-          <w:sz w:val="18"/>
-          <w:highlight w:val="lightGray"/>
-        </w:rPr>
-        <w:t>Chatgpt</w:t>
-      </w:r>
-      <w:proofErr w:type="spellEnd"/>
-      <w:r>
-        <w:rPr>
-          <w:color w:val="000000"/>
-          <w:sz w:val="18"/>
-          <w:highlight w:val="lightGray"/>
-        </w:rPr>
-        <w:t xml:space="preserve"> (GPT-4-turbo)] </w:t>
+        <w:t xml:space="preserve"> [ChatGPT] </w:t>
       </w:r>
       <w:r>
         <w:rPr>
@@ -7779,25 +7255,7 @@
           <w:sz w:val="18"/>
           <w:highlight w:val="lightGray"/>
         </w:rPr>
-        <w:t xml:space="preserve"> [</w:t>
-      </w:r>
-      <w:proofErr w:type="spellStart"/>
-      <w:r>
-        <w:rPr>
-          <w:color w:val="000000"/>
-          <w:sz w:val="18"/>
-          <w:highlight w:val="lightGray"/>
-        </w:rPr>
-        <w:t>Chatgpt</w:t>
-      </w:r>
-      <w:proofErr w:type="spellEnd"/>
-      <w:r>
-        <w:rPr>
-          <w:color w:val="000000"/>
-          <w:sz w:val="18"/>
-          <w:highlight w:val="lightGray"/>
-        </w:rPr>
-        <w:t xml:space="preserve"> (GPT-4-turbo)] </w:t>
+        <w:t xml:space="preserve"> [ChatGPT] </w:t>
       </w:r>
       <w:r>
         <w:rPr>
